--- a/data/revised_2026-10_full/outputs/v2/Biology/SS2.2_Plant_Transport/Biology_Plant_Transport_CBE_LessonSequence.docx
+++ b/data/revised_2026-10_full/outputs/v2/Biology/SS2.2_Plant_Transport/Biology_Plant_Transport_CBE_LessonSequence.docx
@@ -2478,7 +2478,7 @@
         </w:rPr>
         <w:t xml:space="preserve">© 2026 SeaVuria and ARES. This work is licensed under a </w:t>
       </w:r>
-      <w:hyperlink w:history="1" r:id="rIdde1cfxbjzqr_a7h0l388s">
+      <w:hyperlink w:history="1" r:id="rIda72yqg_g6ljm69q7pmfls">
         <w:r>
           <w:rPr>
             <w:rFonts w:ascii="Arial" w:cs="Arial" w:eastAsia="Arial" w:hAnsi="Arial"/>
@@ -2498,7 +2498,7 @@
         </w:rPr>
         <w:t xml:space="preserve"> (</w:t>
       </w:r>
-      <w:hyperlink w:history="1" r:id="rIdwcvoa2_ehv3qvohjqmmrd">
+      <w:hyperlink w:history="1" r:id="rId2h0ettfwrluysc85zijyo">
         <w:r>
           <w:rPr>
             <w:rFonts w:ascii="Arial" w:cs="Arial" w:eastAsia="Arial" w:hAnsi="Arial"/>
@@ -2518,7 +2518,7 @@
         </w:rPr>
         <w:t xml:space="preserve">). To view a copy of this license, visit </w:t>
       </w:r>
-      <w:hyperlink w:history="1" r:id="rIdqyvuxw6cg-wvpfnd1m-2f">
+      <w:hyperlink w:history="1" r:id="rIdtkp50bj8jtrf2u2eps4yg">
         <w:r>
           <w:rPr>
             <w:rFonts w:ascii="Arial" w:cs="Arial" w:eastAsia="Arial" w:hAnsi="Arial"/>
@@ -3557,7 +3557,7 @@
             <w:pPr>
               <w:spacing w:after="20" w:before="0"/>
             </w:pPr>
-            <w:hyperlink w:history="1" r:id="rIdtykpu4zwnxkkguac0lumr">
+            <w:hyperlink w:history="1" r:id="rId52daoqz0bkd9nlo-ulhg_">
               <w:r>
                 <w:rPr>
                   <w:rFonts w:ascii="Arial" w:cs="Arial" w:eastAsia="Arial" w:hAnsi="Arial"/>
@@ -3606,7 +3606,7 @@
               <w:spacing w:after="10" w:before="0"/>
               <w:ind w:left="120"/>
             </w:pPr>
-            <w:hyperlink w:history="1" r:id="rIdsa_t764dxktn4uuzb_-bk">
+            <w:hyperlink w:history="1" r:id="rIddvja-z81ihdfsaei1-ihw">
               <w:r>
                 <w:rPr>
                   <w:rFonts w:ascii="Arial" w:cs="Arial" w:eastAsia="Arial" w:hAnsi="Arial"/>
@@ -3668,7 +3668,7 @@
               <w:spacing w:after="10" w:before="0"/>
               <w:ind w:left="120"/>
             </w:pPr>
-            <w:hyperlink w:history="1" r:id="rId-_b-7yc_vz13dpsusxffu">
+            <w:hyperlink w:history="1" r:id="rId6egiedelkrczp-zpulvkq">
               <w:r>
                 <w:rPr>
                   <w:rFonts w:ascii="Arial" w:cs="Arial" w:eastAsia="Arial" w:hAnsi="Arial"/>
@@ -3883,7 +3883,7 @@
             <w:pPr>
               <w:spacing w:after="20" w:before="0"/>
             </w:pPr>
-            <w:hyperlink w:history="1" r:id="rId2chdhrhhmqbfvck1edkcg">
+            <w:hyperlink w:history="1" r:id="rIdttsnpk2kb1jmcuwmtk0ts">
               <w:r>
                 <w:rPr>
                   <w:rFonts w:ascii="Arial" w:cs="Arial" w:eastAsia="Arial" w:hAnsi="Arial"/>
@@ -3932,7 +3932,7 @@
               <w:spacing w:after="10" w:before="0"/>
               <w:ind w:left="120"/>
             </w:pPr>
-            <w:hyperlink w:history="1" r:id="rId7lnmbz2nh8jbshnk5gcwm">
+            <w:hyperlink w:history="1" r:id="rIdme1axhkay2keunnxeij0e">
               <w:r>
                 <w:rPr>
                   <w:rFonts w:ascii="Arial" w:cs="Arial" w:eastAsia="Arial" w:hAnsi="Arial"/>
@@ -3994,7 +3994,7 @@
               <w:spacing w:after="10" w:before="0"/>
               <w:ind w:left="120"/>
             </w:pPr>
-            <w:hyperlink w:history="1" r:id="rIdqnhliwastit1ij53reazi">
+            <w:hyperlink w:history="1" r:id="rIdzd08hxrrsbeo-edp1bfg-">
               <w:r>
                 <w:rPr>
                   <w:rFonts w:ascii="Arial" w:cs="Arial" w:eastAsia="Arial" w:hAnsi="Arial"/>
@@ -4209,7 +4209,7 @@
             <w:pPr>
               <w:spacing w:after="20" w:before="0"/>
             </w:pPr>
-            <w:hyperlink w:history="1" r:id="rIdns0yc_thvrio8iiuqq9jd">
+            <w:hyperlink w:history="1" r:id="rIdvob9blrnbakon8535_knn">
               <w:r>
                 <w:rPr>
                   <w:rFonts w:ascii="Arial" w:cs="Arial" w:eastAsia="Arial" w:hAnsi="Arial"/>
@@ -4258,7 +4258,7 @@
               <w:spacing w:after="10" w:before="0"/>
               <w:ind w:left="120"/>
             </w:pPr>
-            <w:hyperlink w:history="1" r:id="rIdrjbu4tq-gwcqy-bi2rck7">
+            <w:hyperlink w:history="1" r:id="rIdvr20f5krfipj4xkpfpget">
               <w:r>
                 <w:rPr>
                   <w:rFonts w:ascii="Arial" w:cs="Arial" w:eastAsia="Arial" w:hAnsi="Arial"/>
@@ -4320,7 +4320,7 @@
               <w:spacing w:after="10" w:before="0"/>
               <w:ind w:left="120"/>
             </w:pPr>
-            <w:hyperlink w:history="1" r:id="rIda6cd6fbvp7u6yhzkjggy4">
+            <w:hyperlink w:history="1" r:id="rIdg5hwjsm0sxqqfkwnyu7oj">
               <w:r>
                 <w:rPr>
                   <w:rFonts w:ascii="Arial" w:cs="Arial" w:eastAsia="Arial" w:hAnsi="Arial"/>
@@ -4535,7 +4535,7 @@
             <w:pPr>
               <w:spacing w:after="20" w:before="0"/>
             </w:pPr>
-            <w:hyperlink w:history="1" r:id="rIdfwqeq4kfgkxskoqfdt2nb">
+            <w:hyperlink w:history="1" r:id="rId8jcrdlowmxbwxlxyegqjm">
               <w:r>
                 <w:rPr>
                   <w:rFonts w:ascii="Arial" w:cs="Arial" w:eastAsia="Arial" w:hAnsi="Arial"/>
@@ -4584,7 +4584,7 @@
               <w:spacing w:after="10" w:before="0"/>
               <w:ind w:left="120"/>
             </w:pPr>
-            <w:hyperlink w:history="1" r:id="rIdzhyxjrnkld2ohqhlqkudg">
+            <w:hyperlink w:history="1" r:id="rIdwpb_nq_xya7ii1owpwryp">
               <w:r>
                 <w:rPr>
                   <w:rFonts w:ascii="Arial" w:cs="Arial" w:eastAsia="Arial" w:hAnsi="Arial"/>
@@ -4646,7 +4646,7 @@
               <w:spacing w:after="10" w:before="0"/>
               <w:ind w:left="120"/>
             </w:pPr>
-            <w:hyperlink w:history="1" r:id="rIdxw12yfv0mxiwxb1opucwk">
+            <w:hyperlink w:history="1" r:id="rIdku2yoafqoiemzoeo1herg">
               <w:r>
                 <w:rPr>
                   <w:rFonts w:ascii="Arial" w:cs="Arial" w:eastAsia="Arial" w:hAnsi="Arial"/>
@@ -4861,7 +4861,7 @@
             <w:pPr>
               <w:spacing w:after="20" w:before="0"/>
             </w:pPr>
-            <w:hyperlink w:history="1" r:id="rIdocna8h0kbwgp3y4xorddl">
+            <w:hyperlink w:history="1" r:id="rIdutzkugj5rhyj0nfruthpg">
               <w:r>
                 <w:rPr>
                   <w:rFonts w:ascii="Arial" w:cs="Arial" w:eastAsia="Arial" w:hAnsi="Arial"/>
@@ -4910,7 +4910,7 @@
               <w:spacing w:after="10" w:before="0"/>
               <w:ind w:left="120"/>
             </w:pPr>
-            <w:hyperlink w:history="1" r:id="rId0zjxtlusvifkfj6xlj38t">
+            <w:hyperlink w:history="1" r:id="rIdaedtenfqmgb-8m_88ztyy">
               <w:r>
                 <w:rPr>
                   <w:rFonts w:ascii="Arial" w:cs="Arial" w:eastAsia="Arial" w:hAnsi="Arial"/>
@@ -4972,7 +4972,7 @@
               <w:spacing w:after="10" w:before="0"/>
               <w:ind w:left="120"/>
             </w:pPr>
-            <w:hyperlink w:history="1" r:id="rIdn5kkyscdhg3y1pfh9uqwt">
+            <w:hyperlink w:history="1" r:id="rId2ock0hvaizxdrrvh26qjm">
               <w:r>
                 <w:rPr>
                   <w:rFonts w:ascii="Arial" w:cs="Arial" w:eastAsia="Arial" w:hAnsi="Arial"/>
@@ -5512,7 +5512,7 @@
         </w:rPr>
         <w:t xml:space="preserve">© 2026 SeaVuria and ARES. Aligned with KICD objectives. Developed by SeaVuria; technical implementation by ARES (with AI assistance from Claude). Licensed under </w:t>
       </w:r>
-      <w:hyperlink w:history="1" r:id="rIdfa5mdaozaatfay-x0imr-">
+      <w:hyperlink w:history="1" r:id="rId_jam9xhbqva5apxafvcqy">
         <w:r>
           <w:rPr>
             <w:rFonts w:ascii="Arial" w:cs="Arial" w:eastAsia="Arial" w:hAnsi="Arial"/>
@@ -5533,7 +5533,7 @@
         </w:rPr>
         <w:t xml:space="preserve"> (</w:t>
       </w:r>
-      <w:hyperlink w:history="1" r:id="rIdpwa7omb_eg8_nvvmli2my">
+      <w:hyperlink w:history="1" r:id="rId9y5oqmc-4l_xld4dxixwp">
         <w:r>
           <w:rPr>
             <w:rFonts w:ascii="Arial" w:cs="Arial" w:eastAsia="Arial" w:hAnsi="Arial"/>
@@ -6573,7 +6573,7 @@
             <w:pPr>
               <w:spacing w:after="20" w:before="0"/>
             </w:pPr>
-            <w:hyperlink w:history="1" r:id="rIddsrx664gj4yckfz1umhzi">
+            <w:hyperlink w:history="1" r:id="rId3z3xckjplgditb8boied2">
               <w:r>
                 <w:rPr>
                   <w:rFonts w:ascii="Arial" w:cs="Arial" w:eastAsia="Arial" w:hAnsi="Arial"/>
@@ -6606,7 +6606,7 @@
               <w:spacing w:after="10" w:before="0"/>
               <w:ind w:left="120"/>
             </w:pPr>
-            <w:hyperlink w:history="1" r:id="rIdtbcvtbvsqp4u7z_29olsy">
+            <w:hyperlink w:history="1" r:id="rIdx2zl7wxddxptsh33do8ov">
               <w:r>
                 <w:rPr>
                   <w:rFonts w:ascii="Arial" w:cs="Arial" w:eastAsia="Arial" w:hAnsi="Arial"/>
@@ -6668,7 +6668,7 @@
               <w:spacing w:after="10" w:before="0"/>
               <w:ind w:left="120"/>
             </w:pPr>
-            <w:hyperlink w:history="1" r:id="rIdyiqex2vcwbtsa9upsmfzl">
+            <w:hyperlink w:history="1" r:id="rId37u1efrmte2ppg4taw-_m">
               <w:r>
                 <w:rPr>
                   <w:rFonts w:ascii="Arial" w:cs="Arial" w:eastAsia="Arial" w:hAnsi="Arial"/>
@@ -6883,7 +6883,7 @@
             <w:pPr>
               <w:spacing w:after="20" w:before="0"/>
             </w:pPr>
-            <w:hyperlink w:history="1" r:id="rIdrxhu1auzv1yzjryji2leq">
+            <w:hyperlink w:history="1" r:id="rIds-3c61dx7ufqffxf383jn">
               <w:r>
                 <w:rPr>
                   <w:rFonts w:ascii="Arial" w:cs="Arial" w:eastAsia="Arial" w:hAnsi="Arial"/>
@@ -6916,7 +6916,7 @@
               <w:spacing w:after="10" w:before="0"/>
               <w:ind w:left="120"/>
             </w:pPr>
-            <w:hyperlink w:history="1" r:id="rIdiqqjhlzqbxc0fqfkd3j3r">
+            <w:hyperlink w:history="1" r:id="rIdo8gabfgcqvinmgaw4o0s5">
               <w:r>
                 <w:rPr>
                   <w:rFonts w:ascii="Arial" w:cs="Arial" w:eastAsia="Arial" w:hAnsi="Arial"/>
@@ -6978,7 +6978,7 @@
               <w:spacing w:after="10" w:before="0"/>
               <w:ind w:left="120"/>
             </w:pPr>
-            <w:hyperlink w:history="1" r:id="rIdrxamvjowukyt2b-nsn1g5">
+            <w:hyperlink w:history="1" r:id="rIdlpp1jzukqbe4szzngaghu">
               <w:r>
                 <w:rPr>
                   <w:rFonts w:ascii="Arial" w:cs="Arial" w:eastAsia="Arial" w:hAnsi="Arial"/>
@@ -7193,7 +7193,7 @@
             <w:pPr>
               <w:spacing w:after="20" w:before="0"/>
             </w:pPr>
-            <w:hyperlink w:history="1" r:id="rIdqqwytnpnm16rueadylhej">
+            <w:hyperlink w:history="1" r:id="rIdstgywqwb5vnyu0vwmuovl">
               <w:r>
                 <w:rPr>
                   <w:rFonts w:ascii="Arial" w:cs="Arial" w:eastAsia="Arial" w:hAnsi="Arial"/>
@@ -7226,7 +7226,7 @@
               <w:spacing w:after="10" w:before="0"/>
               <w:ind w:left="120"/>
             </w:pPr>
-            <w:hyperlink w:history="1" r:id="rId9unftfqu-kdmdz7_zayll">
+            <w:hyperlink w:history="1" r:id="rIdcv6voher-jw1vgchlzoa0">
               <w:r>
                 <w:rPr>
                   <w:rFonts w:ascii="Arial" w:cs="Arial" w:eastAsia="Arial" w:hAnsi="Arial"/>
@@ -7288,7 +7288,7 @@
               <w:spacing w:after="10" w:before="0"/>
               <w:ind w:left="120"/>
             </w:pPr>
-            <w:hyperlink w:history="1" r:id="rIdax_mwilgorp1rl7uus0mq">
+            <w:hyperlink w:history="1" r:id="rId2m5akaj44uo_2tblcneou">
               <w:r>
                 <w:rPr>
                   <w:rFonts w:ascii="Arial" w:cs="Arial" w:eastAsia="Arial" w:hAnsi="Arial"/>
@@ -7503,7 +7503,7 @@
             <w:pPr>
               <w:spacing w:after="20" w:before="0"/>
             </w:pPr>
-            <w:hyperlink w:history="1" r:id="rIdlhsr-qmjo3oxnwtelgqr9">
+            <w:hyperlink w:history="1" r:id="rIdeh5kxu3l2yzdlqs3mqu8l">
               <w:r>
                 <w:rPr>
                   <w:rFonts w:ascii="Arial" w:cs="Arial" w:eastAsia="Arial" w:hAnsi="Arial"/>
@@ -7536,7 +7536,7 @@
               <w:spacing w:after="10" w:before="0"/>
               <w:ind w:left="120"/>
             </w:pPr>
-            <w:hyperlink w:history="1" r:id="rIdguztnegilicjwcup11pio">
+            <w:hyperlink w:history="1" r:id="rIdhywbbdr_sptxgiw0wl_59">
               <w:r>
                 <w:rPr>
                   <w:rFonts w:ascii="Arial" w:cs="Arial" w:eastAsia="Arial" w:hAnsi="Arial"/>
@@ -7598,7 +7598,7 @@
               <w:spacing w:after="10" w:before="0"/>
               <w:ind w:left="120"/>
             </w:pPr>
-            <w:hyperlink w:history="1" r:id="rIdpbbaaa-gij_8r-wredvsn">
+            <w:hyperlink w:history="1" r:id="rIdrelzcozd61cdwdaxzxvwk">
               <w:r>
                 <w:rPr>
                   <w:rFonts w:ascii="Arial" w:cs="Arial" w:eastAsia="Arial" w:hAnsi="Arial"/>
@@ -7813,7 +7813,7 @@
             <w:pPr>
               <w:spacing w:after="20" w:before="0"/>
             </w:pPr>
-            <w:hyperlink w:history="1" r:id="rIdhsbe_6e5ipxl3n-c8hccx">
+            <w:hyperlink w:history="1" r:id="rId89hn3lopdblhm3sr-fwgs">
               <w:r>
                 <w:rPr>
                   <w:rFonts w:ascii="Arial" w:cs="Arial" w:eastAsia="Arial" w:hAnsi="Arial"/>
@@ -7846,7 +7846,7 @@
               <w:spacing w:after="10" w:before="0"/>
               <w:ind w:left="120"/>
             </w:pPr>
-            <w:hyperlink w:history="1" r:id="rIdcdezevcbflqavzzesek24">
+            <w:hyperlink w:history="1" r:id="rIdoit6lj-ahem9hav797mkl">
               <w:r>
                 <w:rPr>
                   <w:rFonts w:ascii="Arial" w:cs="Arial" w:eastAsia="Arial" w:hAnsi="Arial"/>
@@ -7908,7 +7908,7 @@
               <w:spacing w:after="10" w:before="0"/>
               <w:ind w:left="120"/>
             </w:pPr>
-            <w:hyperlink w:history="1" r:id="rIdtliqani5bpenwx9v7rnf6">
+            <w:hyperlink w:history="1" r:id="rIdyvj_lwhzwwjeo7aol9bfn">
               <w:r>
                 <w:rPr>
                   <w:rFonts w:ascii="Arial" w:cs="Arial" w:eastAsia="Arial" w:hAnsi="Arial"/>
@@ -8448,7 +8448,7 @@
         </w:rPr>
         <w:t xml:space="preserve">© 2026 SeaVuria and ARES. Aligned with KICD objectives. Developed by SeaVuria; technical implementation by ARES (with AI assistance from Claude). Licensed under </w:t>
       </w:r>
-      <w:hyperlink w:history="1" r:id="rIdc5j1isss0rk_0ucgwjnrd">
+      <w:hyperlink w:history="1" r:id="rIds4tsungyctrquhrj-kkug">
         <w:r>
           <w:rPr>
             <w:rFonts w:ascii="Arial" w:cs="Arial" w:eastAsia="Arial" w:hAnsi="Arial"/>
@@ -8469,7 +8469,7 @@
         </w:rPr>
         <w:t xml:space="preserve"> (</w:t>
       </w:r>
-      <w:hyperlink w:history="1" r:id="rIdkvet_kwtaekgx4qv8c0ga">
+      <w:hyperlink w:history="1" r:id="rIdkl5jy1yybichzoah_ytns">
         <w:r>
           <w:rPr>
             <w:rFonts w:ascii="Arial" w:cs="Arial" w:eastAsia="Arial" w:hAnsi="Arial"/>
@@ -9509,7 +9509,7 @@
             <w:pPr>
               <w:spacing w:after="20" w:before="0"/>
             </w:pPr>
-            <w:hyperlink w:history="1" r:id="rIdedlsutg07zh4opk46vate">
+            <w:hyperlink w:history="1" r:id="rId7zfxkgpkdrfrivpijeb5x">
               <w:r>
                 <w:rPr>
                   <w:rFonts w:ascii="Arial" w:cs="Arial" w:eastAsia="Arial" w:hAnsi="Arial"/>
@@ -9542,7 +9542,7 @@
               <w:spacing w:after="10" w:before="0"/>
               <w:ind w:left="120"/>
             </w:pPr>
-            <w:hyperlink w:history="1" r:id="rIdzgen26xvp7buglrqcocn0">
+            <w:hyperlink w:history="1" r:id="rIdnq9hfyztdnos1rnxfdwh4">
               <w:r>
                 <w:rPr>
                   <w:rFonts w:ascii="Arial" w:cs="Arial" w:eastAsia="Arial" w:hAnsi="Arial"/>
@@ -9587,7 +9587,7 @@
             <w:pPr>
               <w:spacing w:after="20" w:before="0"/>
             </w:pPr>
-            <w:hyperlink w:history="1" r:id="rIdv_3rcp24soi-bx3zgjtfk">
+            <w:hyperlink w:history="1" r:id="rIdbl4sgyev39jrivvhse9mm">
               <w:r>
                 <w:rPr>
                   <w:rFonts w:ascii="Arial" w:cs="Arial" w:eastAsia="Arial" w:hAnsi="Arial"/>
@@ -9636,7 +9636,7 @@
               <w:spacing w:after="10" w:before="0"/>
               <w:ind w:left="120"/>
             </w:pPr>
-            <w:hyperlink w:history="1" r:id="rIdjgiymva5dysskvvswuj8i">
+            <w:hyperlink w:history="1" r:id="rId-er_xekfyy19gemvrlqdv">
               <w:r>
                 <w:rPr>
                   <w:rFonts w:ascii="Arial" w:cs="Arial" w:eastAsia="Arial" w:hAnsi="Arial"/>
@@ -9836,7 +9836,7 @@
             <w:pPr>
               <w:spacing w:after="20" w:before="0"/>
             </w:pPr>
-            <w:hyperlink w:history="1" r:id="rIdmrfsqpgzqvoag5vurlc81">
+            <w:hyperlink w:history="1" r:id="rIddj7lwmvzbabohxs_h-eyv">
               <w:r>
                 <w:rPr>
                   <w:rFonts w:ascii="Arial" w:cs="Arial" w:eastAsia="Arial" w:hAnsi="Arial"/>
@@ -9869,7 +9869,7 @@
               <w:spacing w:after="10" w:before="0"/>
               <w:ind w:left="120"/>
             </w:pPr>
-            <w:hyperlink w:history="1" r:id="rIdq1dqg8sx2ek59t9ah9cnm">
+            <w:hyperlink w:history="1" r:id="rIdjpulazvfxexphdwhcbif_">
               <w:r>
                 <w:rPr>
                   <w:rFonts w:ascii="Arial" w:cs="Arial" w:eastAsia="Arial" w:hAnsi="Arial"/>
@@ -9914,7 +9914,7 @@
             <w:pPr>
               <w:spacing w:after="20" w:before="0"/>
             </w:pPr>
-            <w:hyperlink w:history="1" r:id="rIdrwj9a0jxj1_sy_020hohi">
+            <w:hyperlink w:history="1" r:id="rIdcqlfimg8-co_4_pkhhjsj">
               <w:r>
                 <w:rPr>
                   <w:rFonts w:ascii="Arial" w:cs="Arial" w:eastAsia="Arial" w:hAnsi="Arial"/>
@@ -9963,7 +9963,7 @@
               <w:spacing w:after="10" w:before="0"/>
               <w:ind w:left="120"/>
             </w:pPr>
-            <w:hyperlink w:history="1" r:id="rIdkhvbglrbkargynveo_kat">
+            <w:hyperlink w:history="1" r:id="rIdcgjyrwlruici8bgkrffty">
               <w:r>
                 <w:rPr>
                   <w:rFonts w:ascii="Arial" w:cs="Arial" w:eastAsia="Arial" w:hAnsi="Arial"/>
@@ -10163,7 +10163,7 @@
             <w:pPr>
               <w:spacing w:after="20" w:before="0"/>
             </w:pPr>
-            <w:hyperlink w:history="1" r:id="rIdsikozmmioviz0lqhiz7sh">
+            <w:hyperlink w:history="1" r:id="rIdr3omtw-opwabztdoddvpm">
               <w:r>
                 <w:rPr>
                   <w:rFonts w:ascii="Arial" w:cs="Arial" w:eastAsia="Arial" w:hAnsi="Arial"/>
@@ -10196,7 +10196,7 @@
               <w:spacing w:after="10" w:before="0"/>
               <w:ind w:left="120"/>
             </w:pPr>
-            <w:hyperlink w:history="1" r:id="rId-mom-j8rimnnufoozqf_i">
+            <w:hyperlink w:history="1" r:id="rIdsw_axa3rozltobiuv3ecc">
               <w:r>
                 <w:rPr>
                   <w:rFonts w:ascii="Arial" w:cs="Arial" w:eastAsia="Arial" w:hAnsi="Arial"/>
@@ -10241,7 +10241,7 @@
             <w:pPr>
               <w:spacing w:after="20" w:before="0"/>
             </w:pPr>
-            <w:hyperlink w:history="1" r:id="rIdy6pbgvpboehjnsdtqrpae">
+            <w:hyperlink w:history="1" r:id="rIdiszrd5zwcki3qkqoe3fl0">
               <w:r>
                 <w:rPr>
                   <w:rFonts w:ascii="Arial" w:cs="Arial" w:eastAsia="Arial" w:hAnsi="Arial"/>
@@ -10290,7 +10290,7 @@
               <w:spacing w:after="10" w:before="0"/>
               <w:ind w:left="120"/>
             </w:pPr>
-            <w:hyperlink w:history="1" r:id="rIdjlgwas2941tzvh59u-gr-">
+            <w:hyperlink w:history="1" r:id="rIdmovwr-zwkoq5eoxhp6pc1">
               <w:r>
                 <w:rPr>
                   <w:rFonts w:ascii="Arial" w:cs="Arial" w:eastAsia="Arial" w:hAnsi="Arial"/>
@@ -10490,7 +10490,7 @@
             <w:pPr>
               <w:spacing w:after="20" w:before="0"/>
             </w:pPr>
-            <w:hyperlink w:history="1" r:id="rIdcn0tzt7o6bsesdvm6lnwj">
+            <w:hyperlink w:history="1" r:id="rId9oz1mnka4looqq7yech2b">
               <w:r>
                 <w:rPr>
                   <w:rFonts w:ascii="Arial" w:cs="Arial" w:eastAsia="Arial" w:hAnsi="Arial"/>
@@ -10523,7 +10523,7 @@
               <w:spacing w:after="10" w:before="0"/>
               <w:ind w:left="120"/>
             </w:pPr>
-            <w:hyperlink w:history="1" r:id="rIdvxjnslgc6zxkixjjjrfeb">
+            <w:hyperlink w:history="1" r:id="rIdapjib7ieya8mpcb3kdwdn">
               <w:r>
                 <w:rPr>
                   <w:rFonts w:ascii="Arial" w:cs="Arial" w:eastAsia="Arial" w:hAnsi="Arial"/>
@@ -10568,7 +10568,7 @@
             <w:pPr>
               <w:spacing w:after="20" w:before="0"/>
             </w:pPr>
-            <w:hyperlink w:history="1" r:id="rId0hy3vk-mha3y8rcopkixa">
+            <w:hyperlink w:history="1" r:id="rIdolbybjixoo1jregz2cs4k">
               <w:r>
                 <w:rPr>
                   <w:rFonts w:ascii="Arial" w:cs="Arial" w:eastAsia="Arial" w:hAnsi="Arial"/>
@@ -10617,7 +10617,7 @@
               <w:spacing w:after="10" w:before="0"/>
               <w:ind w:left="120"/>
             </w:pPr>
-            <w:hyperlink w:history="1" r:id="rIdbhhkpo-mveniogpzshnrt">
+            <w:hyperlink w:history="1" r:id="rIdqexotuhfktuzterrnnfb6">
               <w:r>
                 <w:rPr>
                   <w:rFonts w:ascii="Arial" w:cs="Arial" w:eastAsia="Arial" w:hAnsi="Arial"/>
@@ -10817,7 +10817,7 @@
             <w:pPr>
               <w:spacing w:after="20" w:before="0"/>
             </w:pPr>
-            <w:hyperlink w:history="1" r:id="rIdbufhpvdw3mjxviaq7ro0x">
+            <w:hyperlink w:history="1" r:id="rIddyilrlep2e8kad7p22ma5">
               <w:r>
                 <w:rPr>
                   <w:rFonts w:ascii="Arial" w:cs="Arial" w:eastAsia="Arial" w:hAnsi="Arial"/>
@@ -10850,7 +10850,7 @@
               <w:spacing w:after="10" w:before="0"/>
               <w:ind w:left="120"/>
             </w:pPr>
-            <w:hyperlink w:history="1" r:id="rIdgovi0xhrs_si5fes2i56q">
+            <w:hyperlink w:history="1" r:id="rIdcziwbuzjt9dhyplqbqin5">
               <w:r>
                 <w:rPr>
                   <w:rFonts w:ascii="Arial" w:cs="Arial" w:eastAsia="Arial" w:hAnsi="Arial"/>
@@ -10895,7 +10895,7 @@
             <w:pPr>
               <w:spacing w:after="20" w:before="0"/>
             </w:pPr>
-            <w:hyperlink w:history="1" r:id="rIdr38ltbxa4qur2r0w8ksvx">
+            <w:hyperlink w:history="1" r:id="rIdi5klzhjdsswq1ifpumtqo">
               <w:r>
                 <w:rPr>
                   <w:rFonts w:ascii="Arial" w:cs="Arial" w:eastAsia="Arial" w:hAnsi="Arial"/>
@@ -10944,7 +10944,7 @@
               <w:spacing w:after="10" w:before="0"/>
               <w:ind w:left="120"/>
             </w:pPr>
-            <w:hyperlink w:history="1" r:id="rIdio5fpcilqu7cpgzx7ka6g">
+            <w:hyperlink w:history="1" r:id="rIdteq9z6kiwaboduxzjpbkp">
               <w:r>
                 <w:rPr>
                   <w:rFonts w:ascii="Arial" w:cs="Arial" w:eastAsia="Arial" w:hAnsi="Arial"/>
@@ -11469,7 +11469,7 @@
         </w:rPr>
         <w:t xml:space="preserve">© 2026 SeaVuria and ARES. Aligned with KICD objectives. Developed by SeaVuria; technical implementation by ARES (with AI assistance from Claude). Licensed under </w:t>
       </w:r>
-      <w:hyperlink w:history="1" r:id="rIdf584kkiwavlyhmc00gmdw">
+      <w:hyperlink w:history="1" r:id="rId-y6yjof72d93wozy_nd2r">
         <w:r>
           <w:rPr>
             <w:rFonts w:ascii="Arial" w:cs="Arial" w:eastAsia="Arial" w:hAnsi="Arial"/>
@@ -11490,7 +11490,7 @@
         </w:rPr>
         <w:t xml:space="preserve"> (</w:t>
       </w:r>
-      <w:hyperlink w:history="1" r:id="rIdudmwrzdu1bsk8jwqbo4cw">
+      <w:hyperlink w:history="1" r:id="rId-xnw9efeqz1rkoewqfp22">
         <w:r>
           <w:rPr>
             <w:rFonts w:ascii="Arial" w:cs="Arial" w:eastAsia="Arial" w:hAnsi="Arial"/>
@@ -12530,7 +12530,7 @@
             <w:pPr>
               <w:spacing w:after="20" w:before="0"/>
             </w:pPr>
-            <w:hyperlink w:history="1" r:id="rIdeszv7oqahxghjjyhioagl">
+            <w:hyperlink w:history="1" r:id="rIdsu73lz3wwonnzcrl-xtln">
               <w:r>
                 <w:rPr>
                   <w:rFonts w:ascii="Arial" w:cs="Arial" w:eastAsia="Arial" w:hAnsi="Arial"/>
@@ -12563,7 +12563,7 @@
               <w:spacing w:after="10" w:before="0"/>
               <w:ind w:left="120"/>
             </w:pPr>
-            <w:hyperlink w:history="1" r:id="rIdttuuzb-wrteevi6nm66lr">
+            <w:hyperlink w:history="1" r:id="rId6qxypp_c_4ghlm79loiav">
               <w:r>
                 <w:rPr>
                   <w:rFonts w:ascii="Arial" w:cs="Arial" w:eastAsia="Arial" w:hAnsi="Arial"/>
@@ -12608,7 +12608,7 @@
             <w:pPr>
               <w:spacing w:after="20" w:before="0"/>
             </w:pPr>
-            <w:hyperlink w:history="1" r:id="rIdyimymsljhcpge1yq8bg7i">
+            <w:hyperlink w:history="1" r:id="rIdah6tsjsot2hn6jcx_l0nu">
               <w:r>
                 <w:rPr>
                   <w:rFonts w:ascii="Arial" w:cs="Arial" w:eastAsia="Arial" w:hAnsi="Arial"/>
@@ -12641,7 +12641,7 @@
               <w:spacing w:after="10" w:before="0"/>
               <w:ind w:left="120"/>
             </w:pPr>
-            <w:hyperlink w:history="1" r:id="rIdfed4quwuf0rb4mcx1fpw3">
+            <w:hyperlink w:history="1" r:id="rId0tpmctqrsctliid2j6mlg">
               <w:r>
                 <w:rPr>
                   <w:rFonts w:ascii="Arial" w:cs="Arial" w:eastAsia="Arial" w:hAnsi="Arial"/>
@@ -12841,7 +12841,7 @@
             <w:pPr>
               <w:spacing w:after="20" w:before="0"/>
             </w:pPr>
-            <w:hyperlink w:history="1" r:id="rIdlyoua7g1h7pbw0780ad7_">
+            <w:hyperlink w:history="1" r:id="rIdlgspwdhyfmpwm4kgywudk">
               <w:r>
                 <w:rPr>
                   <w:rFonts w:ascii="Arial" w:cs="Arial" w:eastAsia="Arial" w:hAnsi="Arial"/>
@@ -12874,7 +12874,7 @@
               <w:spacing w:after="10" w:before="0"/>
               <w:ind w:left="120"/>
             </w:pPr>
-            <w:hyperlink w:history="1" r:id="rIdnqr-7lr8zfcuyzv-jemjp">
+            <w:hyperlink w:history="1" r:id="rIdytxr0seqzggd3xaj_sise">
               <w:r>
                 <w:rPr>
                   <w:rFonts w:ascii="Arial" w:cs="Arial" w:eastAsia="Arial" w:hAnsi="Arial"/>
@@ -12919,7 +12919,7 @@
             <w:pPr>
               <w:spacing w:after="20" w:before="0"/>
             </w:pPr>
-            <w:hyperlink w:history="1" r:id="rIdapmp6k0byrj7si12t73nr">
+            <w:hyperlink w:history="1" r:id="rIdypfj7lgxfnlkwgwgspzqi">
               <w:r>
                 <w:rPr>
                   <w:rFonts w:ascii="Arial" w:cs="Arial" w:eastAsia="Arial" w:hAnsi="Arial"/>
@@ -12952,7 +12952,7 @@
               <w:spacing w:after="10" w:before="0"/>
               <w:ind w:left="120"/>
             </w:pPr>
-            <w:hyperlink w:history="1" r:id="rIdp2mp6klahvvfgjnc3h8w4">
+            <w:hyperlink w:history="1" r:id="rIdog9iypxw0pkwpkh3xovk0">
               <w:r>
                 <w:rPr>
                   <w:rFonts w:ascii="Arial" w:cs="Arial" w:eastAsia="Arial" w:hAnsi="Arial"/>
@@ -13152,7 +13152,7 @@
             <w:pPr>
               <w:spacing w:after="20" w:before="0"/>
             </w:pPr>
-            <w:hyperlink w:history="1" r:id="rIdvgo9evo_lokvt_zb72j2z">
+            <w:hyperlink w:history="1" r:id="rId5ubho4-1nvsnwv7tiabfz">
               <w:r>
                 <w:rPr>
                   <w:rFonts w:ascii="Arial" w:cs="Arial" w:eastAsia="Arial" w:hAnsi="Arial"/>
@@ -13185,7 +13185,7 @@
               <w:spacing w:after="10" w:before="0"/>
               <w:ind w:left="120"/>
             </w:pPr>
-            <w:hyperlink w:history="1" r:id="rIdckzselv_yanzeybbutatn">
+            <w:hyperlink w:history="1" r:id="rIdtyyxp1hponn366rc0alry">
               <w:r>
                 <w:rPr>
                   <w:rFonts w:ascii="Arial" w:cs="Arial" w:eastAsia="Arial" w:hAnsi="Arial"/>
@@ -13230,7 +13230,7 @@
             <w:pPr>
               <w:spacing w:after="20" w:before="0"/>
             </w:pPr>
-            <w:hyperlink w:history="1" r:id="rIdrehhr6my3j4nrgqe1gzbt">
+            <w:hyperlink w:history="1" r:id="rId2njv0xbos2dwdw3ymao3q">
               <w:r>
                 <w:rPr>
                   <w:rFonts w:ascii="Arial" w:cs="Arial" w:eastAsia="Arial" w:hAnsi="Arial"/>
@@ -13263,7 +13263,7 @@
               <w:spacing w:after="10" w:before="0"/>
               <w:ind w:left="120"/>
             </w:pPr>
-            <w:hyperlink w:history="1" r:id="rIdy3u96gvfl4pbgr1bctmts">
+            <w:hyperlink w:history="1" r:id="rId8e5brr_ljd09wolkddytz">
               <w:r>
                 <w:rPr>
                   <w:rFonts w:ascii="Arial" w:cs="Arial" w:eastAsia="Arial" w:hAnsi="Arial"/>
@@ -13463,7 +13463,7 @@
             <w:pPr>
               <w:spacing w:after="20" w:before="0"/>
             </w:pPr>
-            <w:hyperlink w:history="1" r:id="rIdf_npob0otsffylv4fb-s3">
+            <w:hyperlink w:history="1" r:id="rId1avtoz0dw7pwmbaovz4xv">
               <w:r>
                 <w:rPr>
                   <w:rFonts w:ascii="Arial" w:cs="Arial" w:eastAsia="Arial" w:hAnsi="Arial"/>
@@ -13496,7 +13496,7 @@
               <w:spacing w:after="10" w:before="0"/>
               <w:ind w:left="120"/>
             </w:pPr>
-            <w:hyperlink w:history="1" r:id="rIddddgttaspxvsg4kkgewhh">
+            <w:hyperlink w:history="1" r:id="rIdchg8z82x3z5i3iwvluwjp">
               <w:r>
                 <w:rPr>
                   <w:rFonts w:ascii="Arial" w:cs="Arial" w:eastAsia="Arial" w:hAnsi="Arial"/>
@@ -13541,7 +13541,7 @@
             <w:pPr>
               <w:spacing w:after="20" w:before="0"/>
             </w:pPr>
-            <w:hyperlink w:history="1" r:id="rIdnrazdfq1jrjvzgiccucmw">
+            <w:hyperlink w:history="1" r:id="rId9__uwioi8i0enz-ilwqzn">
               <w:r>
                 <w:rPr>
                   <w:rFonts w:ascii="Arial" w:cs="Arial" w:eastAsia="Arial" w:hAnsi="Arial"/>
@@ -13574,7 +13574,7 @@
               <w:spacing w:after="10" w:before="0"/>
               <w:ind w:left="120"/>
             </w:pPr>
-            <w:hyperlink w:history="1" r:id="rIdgeblu7cgihgxehjy7upq0">
+            <w:hyperlink w:history="1" r:id="rIde56d0q-bruzfun1pk-hlv">
               <w:r>
                 <w:rPr>
                   <w:rFonts w:ascii="Arial" w:cs="Arial" w:eastAsia="Arial" w:hAnsi="Arial"/>
@@ -13774,7 +13774,7 @@
             <w:pPr>
               <w:spacing w:after="20" w:before="0"/>
             </w:pPr>
-            <w:hyperlink w:history="1" r:id="rIduvpgtjoa1f5y93esqcang">
+            <w:hyperlink w:history="1" r:id="rIdyw-zvnstkgrk0r_mhk-cn">
               <w:r>
                 <w:rPr>
                   <w:rFonts w:ascii="Arial" w:cs="Arial" w:eastAsia="Arial" w:hAnsi="Arial"/>
@@ -13823,7 +13823,7 @@
               <w:spacing w:after="10" w:before="0"/>
               <w:ind w:left="120"/>
             </w:pPr>
-            <w:hyperlink w:history="1" r:id="rId0-m0new1eish2kkdwlx5h">
+            <w:hyperlink w:history="1" r:id="rIdgcnt0mviexwxflqht9ane">
               <w:r>
                 <w:rPr>
                   <w:rFonts w:ascii="Arial" w:cs="Arial" w:eastAsia="Arial" w:hAnsi="Arial"/>
@@ -13868,7 +13868,7 @@
             <w:pPr>
               <w:spacing w:after="20" w:before="0"/>
             </w:pPr>
-            <w:hyperlink w:history="1" r:id="rIdhabtrfrrsdkl5svbsqztq">
+            <w:hyperlink w:history="1" r:id="rIdtvwokk1j1ueqvgtvwypj3">
               <w:r>
                 <w:rPr>
                   <w:rFonts w:ascii="Arial" w:cs="Arial" w:eastAsia="Arial" w:hAnsi="Arial"/>
@@ -13917,7 +13917,7 @@
               <w:spacing w:after="10" w:before="0"/>
               <w:ind w:left="120"/>
             </w:pPr>
-            <w:hyperlink w:history="1" r:id="rIdo17fk_d1mlajil3wh1yyu">
+            <w:hyperlink w:history="1" r:id="rIdtxuhukphnyeasaj3jc2ho">
               <w:r>
                 <w:rPr>
                   <w:rFonts w:ascii="Arial" w:cs="Arial" w:eastAsia="Arial" w:hAnsi="Arial"/>
@@ -14442,7 +14442,7 @@
         </w:rPr>
         <w:t xml:space="preserve">© 2026 SeaVuria and ARES. Aligned with KICD objectives. Developed by SeaVuria; technical implementation by ARES (with AI assistance from Claude). Licensed under </w:t>
       </w:r>
-      <w:hyperlink w:history="1" r:id="rIdzrcpwf0bhrqzknmvc0jr_">
+      <w:hyperlink w:history="1" r:id="rId0_ra-pywitl7m2zhrxrmw">
         <w:r>
           <w:rPr>
             <w:rFonts w:ascii="Arial" w:cs="Arial" w:eastAsia="Arial" w:hAnsi="Arial"/>
@@ -14463,7 +14463,7 @@
         </w:rPr>
         <w:t xml:space="preserve"> (</w:t>
       </w:r>
-      <w:hyperlink w:history="1" r:id="rIdpw90oohlsctjsbhj3xpxe">
+      <w:hyperlink w:history="1" r:id="rIdtlzox3svafzuq2vm26dqn">
         <w:r>
           <w:rPr>
             <w:rFonts w:ascii="Arial" w:cs="Arial" w:eastAsia="Arial" w:hAnsi="Arial"/>
@@ -15503,7 +15503,7 @@
             <w:pPr>
               <w:spacing w:after="20" w:before="0"/>
             </w:pPr>
-            <w:hyperlink w:history="1" r:id="rIds20h4fnfvukrnrbjoclpq">
+            <w:hyperlink w:history="1" r:id="rId37ntdvqmgmqnxkjawi8uw">
               <w:r>
                 <w:rPr>
                   <w:rFonts w:ascii="Arial" w:cs="Arial" w:eastAsia="Arial" w:hAnsi="Arial"/>
@@ -15552,7 +15552,7 @@
               <w:spacing w:after="10" w:before="0"/>
               <w:ind w:left="120"/>
             </w:pPr>
-            <w:hyperlink w:history="1" r:id="rId5-7jonfeh-zdlhchlaatd">
+            <w:hyperlink w:history="1" r:id="rId32kvdh_dq7gcqn_kq8zjz">
               <w:r>
                 <w:rPr>
                   <w:rFonts w:ascii="Arial" w:cs="Arial" w:eastAsia="Arial" w:hAnsi="Arial"/>
@@ -15614,7 +15614,7 @@
               <w:spacing w:after="10" w:before="0"/>
               <w:ind w:left="120"/>
             </w:pPr>
-            <w:hyperlink w:history="1" r:id="rIdm4olcxdxx8th4olxd63jt">
+            <w:hyperlink w:history="1" r:id="rIdauyjwa1ox_qasgt-lhsrr">
               <w:r>
                 <w:rPr>
                   <w:rFonts w:ascii="Arial" w:cs="Arial" w:eastAsia="Arial" w:hAnsi="Arial"/>
@@ -15829,7 +15829,7 @@
             <w:pPr>
               <w:spacing w:after="20" w:before="0"/>
             </w:pPr>
-            <w:hyperlink w:history="1" r:id="rIdl3k2jyj_ufupjczmt8f2x">
+            <w:hyperlink w:history="1" r:id="rIdw4aa0akhl9qtq_8egjka9">
               <w:r>
                 <w:rPr>
                   <w:rFonts w:ascii="Arial" w:cs="Arial" w:eastAsia="Arial" w:hAnsi="Arial"/>
@@ -15878,7 +15878,7 @@
               <w:spacing w:after="10" w:before="0"/>
               <w:ind w:left="120"/>
             </w:pPr>
-            <w:hyperlink w:history="1" r:id="rIdbg2ppg_ekccwflyf8yp2b">
+            <w:hyperlink w:history="1" r:id="rIdkt3k-jxa4n6jhpjj3hat5">
               <w:r>
                 <w:rPr>
                   <w:rFonts w:ascii="Arial" w:cs="Arial" w:eastAsia="Arial" w:hAnsi="Arial"/>
@@ -15940,7 +15940,7 @@
               <w:spacing w:after="10" w:before="0"/>
               <w:ind w:left="120"/>
             </w:pPr>
-            <w:hyperlink w:history="1" r:id="rIdtxr7kj3fyh_j-ss0uvcoj">
+            <w:hyperlink w:history="1" r:id="rIdoy2trpz3i3oq4ic77iff8">
               <w:r>
                 <w:rPr>
                   <w:rFonts w:ascii="Arial" w:cs="Arial" w:eastAsia="Arial" w:hAnsi="Arial"/>
@@ -16195,7 +16195,7 @@
             <w:pPr>
               <w:spacing w:after="20" w:before="0"/>
             </w:pPr>
-            <w:hyperlink w:history="1" r:id="rIdeade9y57b1b1yieovaelw">
+            <w:hyperlink w:history="1" r:id="rIduakqwugfxczw3fvhde4l8">
               <w:r>
                 <w:rPr>
                   <w:rFonts w:ascii="Arial" w:cs="Arial" w:eastAsia="Arial" w:hAnsi="Arial"/>
@@ -16244,7 +16244,7 @@
               <w:spacing w:after="10" w:before="0"/>
               <w:ind w:left="120"/>
             </w:pPr>
-            <w:hyperlink w:history="1" r:id="rIdsawgj03qpod0hufqwcwji">
+            <w:hyperlink w:history="1" r:id="rIdrsxl7z3xpx42zxg5rs8t5">
               <w:r>
                 <w:rPr>
                   <w:rFonts w:ascii="Arial" w:cs="Arial" w:eastAsia="Arial" w:hAnsi="Arial"/>
@@ -16306,7 +16306,7 @@
               <w:spacing w:after="10" w:before="0"/>
               <w:ind w:left="120"/>
             </w:pPr>
-            <w:hyperlink w:history="1" r:id="rIdslloum7v_wrektgrtkhcc">
+            <w:hyperlink w:history="1" r:id="rIdh_ux-tble40tepboybfvw">
               <w:r>
                 <w:rPr>
                   <w:rFonts w:ascii="Arial" w:cs="Arial" w:eastAsia="Arial" w:hAnsi="Arial"/>
@@ -16521,7 +16521,7 @@
             <w:pPr>
               <w:spacing w:after="20" w:before="0"/>
             </w:pPr>
-            <w:hyperlink w:history="1" r:id="rIdlmaua9s71gtpdkcwcrghk">
+            <w:hyperlink w:history="1" r:id="rIdqrkemagxnffjmitxbdaqg">
               <w:r>
                 <w:rPr>
                   <w:rFonts w:ascii="Arial" w:cs="Arial" w:eastAsia="Arial" w:hAnsi="Arial"/>
@@ -16570,7 +16570,7 @@
               <w:spacing w:after="10" w:before="0"/>
               <w:ind w:left="120"/>
             </w:pPr>
-            <w:hyperlink w:history="1" r:id="rIdko4zxc8gzu7lgt9wcbcmd">
+            <w:hyperlink w:history="1" r:id="rId88n_g49_pzj3qzqkinimr">
               <w:r>
                 <w:rPr>
                   <w:rFonts w:ascii="Arial" w:cs="Arial" w:eastAsia="Arial" w:hAnsi="Arial"/>
@@ -16632,7 +16632,7 @@
               <w:spacing w:after="10" w:before="0"/>
               <w:ind w:left="120"/>
             </w:pPr>
-            <w:hyperlink w:history="1" r:id="rIdy4fttcqug96l5xmsqw-7c">
+            <w:hyperlink w:history="1" r:id="rIdphxbp6ekfbzhw5hhfbct_">
               <w:r>
                 <w:rPr>
                   <w:rFonts w:ascii="Arial" w:cs="Arial" w:eastAsia="Arial" w:hAnsi="Arial"/>
@@ -16847,7 +16847,7 @@
             <w:pPr>
               <w:spacing w:after="20" w:before="0"/>
             </w:pPr>
-            <w:hyperlink w:history="1" r:id="rIdkhk_1tmat6pgmtwuresgw">
+            <w:hyperlink w:history="1" r:id="rIda3zg-4iceg_lmwposx6yy">
               <w:r>
                 <w:rPr>
                   <w:rFonts w:ascii="Arial" w:cs="Arial" w:eastAsia="Arial" w:hAnsi="Arial"/>
@@ -16896,7 +16896,7 @@
               <w:spacing w:after="10" w:before="0"/>
               <w:ind w:left="120"/>
             </w:pPr>
-            <w:hyperlink w:history="1" r:id="rIdy-kj8aoidyhiqhcevbar4">
+            <w:hyperlink w:history="1" r:id="rId4tcjhj9jo_fpg3symuuyc">
               <w:r>
                 <w:rPr>
                   <w:rFonts w:ascii="Arial" w:cs="Arial" w:eastAsia="Arial" w:hAnsi="Arial"/>
@@ -16958,7 +16958,7 @@
               <w:spacing w:after="10" w:before="0"/>
               <w:ind w:left="120"/>
             </w:pPr>
-            <w:hyperlink w:history="1" r:id="rIdwlkdwwowpeembkvus6mef">
+            <w:hyperlink w:history="1" r:id="rId2c76i9sontsznrmwkax-y">
               <w:r>
                 <w:rPr>
                   <w:rFonts w:ascii="Arial" w:cs="Arial" w:eastAsia="Arial" w:hAnsi="Arial"/>
@@ -17598,7 +17598,7 @@
         </w:rPr>
         <w:t xml:space="preserve">© 2026 SeaVuria and ARES. Aligned with KICD objectives. Developed by SeaVuria; technical implementation by ARES (with AI assistance from Claude). Licensed under </w:t>
       </w:r>
-      <w:hyperlink w:history="1" r:id="rId4khrbehoioe3xpiujtvwb">
+      <w:hyperlink w:history="1" r:id="rIdkwkxhln9ley6eatbpsstu">
         <w:r>
           <w:rPr>
             <w:rFonts w:ascii="Arial" w:cs="Arial" w:eastAsia="Arial" w:hAnsi="Arial"/>
@@ -17619,7 +17619,7 @@
         </w:rPr>
         <w:t xml:space="preserve"> (</w:t>
       </w:r>
-      <w:hyperlink w:history="1" r:id="rIddxvjb7gubzeo4q2-ghmcs">
+      <w:hyperlink w:history="1" r:id="rId10ku2_wahychjegkawrwz">
         <w:r>
           <w:rPr>
             <w:rFonts w:ascii="Arial" w:cs="Arial" w:eastAsia="Arial" w:hAnsi="Arial"/>
@@ -18659,7 +18659,7 @@
             <w:pPr>
               <w:spacing w:after="20" w:before="0"/>
             </w:pPr>
-            <w:hyperlink w:history="1" r:id="rId5najrf1oszi5hbt4z6l2-">
+            <w:hyperlink w:history="1" r:id="rIdtfu5zgw-0_vuo-kf0q32-">
               <w:r>
                 <w:rPr>
                   <w:rFonts w:ascii="Arial" w:cs="Arial" w:eastAsia="Arial" w:hAnsi="Arial"/>
@@ -18692,7 +18692,7 @@
               <w:spacing w:after="10" w:before="0"/>
               <w:ind w:left="120"/>
             </w:pPr>
-            <w:hyperlink w:history="1" r:id="rIdlne7fjlbjwzqntybbvqcc">
+            <w:hyperlink w:history="1" r:id="rIdosx1gn8t8a6vii_chxqty">
               <w:r>
                 <w:rPr>
                   <w:rFonts w:ascii="Arial" w:cs="Arial" w:eastAsia="Arial" w:hAnsi="Arial"/>
@@ -18737,7 +18737,7 @@
             <w:pPr>
               <w:spacing w:after="20" w:before="0"/>
             </w:pPr>
-            <w:hyperlink w:history="1" r:id="rIdw3ttmvmfwymbah_ziyd3c">
+            <w:hyperlink w:history="1" r:id="rIdgb-p7dyzv096jaczyhaa4">
               <w:r>
                 <w:rPr>
                   <w:rFonts w:ascii="Arial" w:cs="Arial" w:eastAsia="Arial" w:hAnsi="Arial"/>
@@ -18786,7 +18786,7 @@
               <w:spacing w:after="10" w:before="0"/>
               <w:ind w:left="120"/>
             </w:pPr>
-            <w:hyperlink w:history="1" r:id="rIdarp_l8uhzvqqwz6emiesm">
+            <w:hyperlink w:history="1" r:id="rId_x6uemcz7n4g944bthcg5">
               <w:r>
                 <w:rPr>
                   <w:rFonts w:ascii="Arial" w:cs="Arial" w:eastAsia="Arial" w:hAnsi="Arial"/>
@@ -18986,7 +18986,7 @@
             <w:pPr>
               <w:spacing w:after="20" w:before="0"/>
             </w:pPr>
-            <w:hyperlink w:history="1" r:id="rIdzrg7vejgd0ivk7c9i6xno">
+            <w:hyperlink w:history="1" r:id="rIdqqa_-4sm5ij56kxtem7ew">
               <w:r>
                 <w:rPr>
                   <w:rFonts w:ascii="Arial" w:cs="Arial" w:eastAsia="Arial" w:hAnsi="Arial"/>
@@ -19019,7 +19019,7 @@
               <w:spacing w:after="10" w:before="0"/>
               <w:ind w:left="120"/>
             </w:pPr>
-            <w:hyperlink w:history="1" r:id="rId5g7s1pfaxtfi25qnsjxuo">
+            <w:hyperlink w:history="1" r:id="rIdv6ghalf66xkfujiv1epeb">
               <w:r>
                 <w:rPr>
                   <w:rFonts w:ascii="Arial" w:cs="Arial" w:eastAsia="Arial" w:hAnsi="Arial"/>
@@ -19064,7 +19064,7 @@
             <w:pPr>
               <w:spacing w:after="20" w:before="0"/>
             </w:pPr>
-            <w:hyperlink w:history="1" r:id="rIdf2uucqlwzzcjxyc_usz7g">
+            <w:hyperlink w:history="1" r:id="rId-kmcvxixh7vgephrkx09-">
               <w:r>
                 <w:rPr>
                   <w:rFonts w:ascii="Arial" w:cs="Arial" w:eastAsia="Arial" w:hAnsi="Arial"/>
@@ -19113,7 +19113,7 @@
               <w:spacing w:after="10" w:before="0"/>
               <w:ind w:left="120"/>
             </w:pPr>
-            <w:hyperlink w:history="1" r:id="rIdlus-bgjysrm4jelkoohax">
+            <w:hyperlink w:history="1" r:id="rId1pboikai26pxgau_7akak">
               <w:r>
                 <w:rPr>
                   <w:rFonts w:ascii="Arial" w:cs="Arial" w:eastAsia="Arial" w:hAnsi="Arial"/>
@@ -19553,7 +19553,7 @@
             <w:pPr>
               <w:spacing w:after="20" w:before="0"/>
             </w:pPr>
-            <w:hyperlink w:history="1" r:id="rIdoevit9x98ojhkj9h_y7na">
+            <w:hyperlink w:history="1" r:id="rIddvptjas_umvmivgnq09z8">
               <w:r>
                 <w:rPr>
                   <w:rFonts w:ascii="Arial" w:cs="Arial" w:eastAsia="Arial" w:hAnsi="Arial"/>
@@ -19602,7 +19602,7 @@
               <w:spacing w:after="10" w:before="0"/>
               <w:ind w:left="120"/>
             </w:pPr>
-            <w:hyperlink w:history="1" r:id="rIduz_mj7seo7ou9ogdrsqcd">
+            <w:hyperlink w:history="1" r:id="rIdmtdaudjxe4dazq5edplxc">
               <w:r>
                 <w:rPr>
                   <w:rFonts w:ascii="Arial" w:cs="Arial" w:eastAsia="Arial" w:hAnsi="Arial"/>
@@ -19647,7 +19647,7 @@
             <w:pPr>
               <w:spacing w:after="20" w:before="0"/>
             </w:pPr>
-            <w:hyperlink w:history="1" r:id="rIdasm9atqtqwmd0efiwqtds">
+            <w:hyperlink w:history="1" r:id="rIdtzaimfydffoyorpk1pnz8">
               <w:r>
                 <w:rPr>
                   <w:rFonts w:ascii="Arial" w:cs="Arial" w:eastAsia="Arial" w:hAnsi="Arial"/>
@@ -19696,7 +19696,7 @@
               <w:spacing w:after="10" w:before="0"/>
               <w:ind w:left="120"/>
             </w:pPr>
-            <w:hyperlink w:history="1" r:id="rIdn582vm9apqjjfyrx6whtg">
+            <w:hyperlink w:history="1" r:id="rIdi_0xf6a8ici5sshyv6cw4">
               <w:r>
                 <w:rPr>
                   <w:rFonts w:ascii="Arial" w:cs="Arial" w:eastAsia="Arial" w:hAnsi="Arial"/>
@@ -20276,7 +20276,7 @@
             <w:pPr>
               <w:spacing w:after="20" w:before="0"/>
             </w:pPr>
-            <w:hyperlink w:history="1" r:id="rId8urr7vxuzdjnvehynekao">
+            <w:hyperlink w:history="1" r:id="rIdrhrq19tqi_huuglpj2qmy">
               <w:r>
                 <w:rPr>
                   <w:rFonts w:ascii="Arial" w:cs="Arial" w:eastAsia="Arial" w:hAnsi="Arial"/>
@@ -20309,7 +20309,7 @@
               <w:spacing w:after="10" w:before="0"/>
               <w:ind w:left="120"/>
             </w:pPr>
-            <w:hyperlink w:history="1" r:id="rIdawvysvbp0bqpuycqmp7om">
+            <w:hyperlink w:history="1" r:id="rIdoi-da4pqla-_taz7q7ouw">
               <w:r>
                 <w:rPr>
                   <w:rFonts w:ascii="Arial" w:cs="Arial" w:eastAsia="Arial" w:hAnsi="Arial"/>
@@ -20354,7 +20354,7 @@
             <w:pPr>
               <w:spacing w:after="20" w:before="0"/>
             </w:pPr>
-            <w:hyperlink w:history="1" r:id="rId0hz5ofvmzgw_it43j91o0">
+            <w:hyperlink w:history="1" r:id="rId4s1uzlcyetuom61yg3gqt">
               <w:r>
                 <w:rPr>
                   <w:rFonts w:ascii="Arial" w:cs="Arial" w:eastAsia="Arial" w:hAnsi="Arial"/>
@@ -20403,7 +20403,7 @@
               <w:spacing w:after="10" w:before="0"/>
               <w:ind w:left="120"/>
             </w:pPr>
-            <w:hyperlink w:history="1" r:id="rId9eq8soi7jpsgx-vfldtjh">
+            <w:hyperlink w:history="1" r:id="rId03p2hgerkpw98bqejwycp">
               <w:r>
                 <w:rPr>
                   <w:rFonts w:ascii="Arial" w:cs="Arial" w:eastAsia="Arial" w:hAnsi="Arial"/>
@@ -20603,7 +20603,7 @@
             <w:pPr>
               <w:spacing w:after="20" w:before="0"/>
             </w:pPr>
-            <w:hyperlink w:history="1" r:id="rIdvgpmxeeen4ks6anp8jwxa">
+            <w:hyperlink w:history="1" r:id="rIdtqdpdle8-vplzswe_rvol">
               <w:r>
                 <w:rPr>
                   <w:rFonts w:ascii="Arial" w:cs="Arial" w:eastAsia="Arial" w:hAnsi="Arial"/>
@@ -20636,7 +20636,7 @@
               <w:spacing w:after="10" w:before="0"/>
               <w:ind w:left="120"/>
             </w:pPr>
-            <w:hyperlink w:history="1" r:id="rIdn41lesj63vhptih-obczu">
+            <w:hyperlink w:history="1" r:id="rIdlstwgtbqmxv2rumuwpcua">
               <w:r>
                 <w:rPr>
                   <w:rFonts w:ascii="Arial" w:cs="Arial" w:eastAsia="Arial" w:hAnsi="Arial"/>
@@ -20681,7 +20681,7 @@
             <w:pPr>
               <w:spacing w:after="20" w:before="0"/>
             </w:pPr>
-            <w:hyperlink w:history="1" r:id="rId9k0gs8r6jlrxd4xumcr3a">
+            <w:hyperlink w:history="1" r:id="rIdipqogi5u1w186qodh7ljh">
               <w:r>
                 <w:rPr>
                   <w:rFonts w:ascii="Arial" w:cs="Arial" w:eastAsia="Arial" w:hAnsi="Arial"/>
@@ -20730,7 +20730,7 @@
               <w:spacing w:after="10" w:before="0"/>
               <w:ind w:left="120"/>
             </w:pPr>
-            <w:hyperlink w:history="1" r:id="rIdpuqm99hk1mepmg4qc-lsv">
+            <w:hyperlink w:history="1" r:id="rIdhvcizzw61smyu7tzmhy3p">
               <w:r>
                 <w:rPr>
                   <w:rFonts w:ascii="Arial" w:cs="Arial" w:eastAsia="Arial" w:hAnsi="Arial"/>
@@ -21655,7 +21655,7 @@
         </w:rPr>
         <w:t xml:space="preserve">© 2026 SeaVuria and ARES. Aligned with KICD objectives. Developed by SeaVuria; technical implementation by ARES (with AI assistance from Claude). Licensed under </w:t>
       </w:r>
-      <w:hyperlink w:history="1" r:id="rId3vzpoezxp3b7mxwmrkcfi">
+      <w:hyperlink w:history="1" r:id="rIdqgnywyfdongujw14ne6wj">
         <w:r>
           <w:rPr>
             <w:rFonts w:ascii="Arial" w:cs="Arial" w:eastAsia="Arial" w:hAnsi="Arial"/>
@@ -21676,7 +21676,7 @@
         </w:rPr>
         <w:t xml:space="preserve"> (</w:t>
       </w:r>
-      <w:hyperlink w:history="1" r:id="rIdglvvkhwrwhc5luc-9xo-h">
+      <w:hyperlink w:history="1" r:id="rIdenvuna-e2kswpshyazo4u">
         <w:r>
           <w:rPr>
             <w:rFonts w:ascii="Arial" w:cs="Arial" w:eastAsia="Arial" w:hAnsi="Arial"/>
@@ -22716,7 +22716,7 @@
             <w:pPr>
               <w:spacing w:after="20" w:before="0"/>
             </w:pPr>
-            <w:hyperlink w:history="1" r:id="rId1dx-vxfoxgoampsocaqax">
+            <w:hyperlink w:history="1" r:id="rIds8iqne9cs8tfnimejj3qt">
               <w:r>
                 <w:rPr>
                   <w:rFonts w:ascii="Arial" w:cs="Arial" w:eastAsia="Arial" w:hAnsi="Arial"/>
@@ -22765,7 +22765,7 @@
               <w:spacing w:after="10" w:before="0"/>
               <w:ind w:left="120"/>
             </w:pPr>
-            <w:hyperlink w:history="1" r:id="rIdlq4nrlxfntjhor6gac-rx">
+            <w:hyperlink w:history="1" r:id="rIdczppcfj5tlbdglzxzt1sh">
               <w:r>
                 <w:rPr>
                   <w:rFonts w:ascii="Arial" w:cs="Arial" w:eastAsia="Arial" w:hAnsi="Arial"/>
@@ -22827,7 +22827,7 @@
               <w:spacing w:after="10" w:before="0"/>
               <w:ind w:left="120"/>
             </w:pPr>
-            <w:hyperlink w:history="1" r:id="rId_fuoejvuat6hty-4lng1i">
+            <w:hyperlink w:history="1" r:id="rId7ctrbtjbpefmzlgk9srzn">
               <w:r>
                 <w:rPr>
                   <w:rFonts w:ascii="Arial" w:cs="Arial" w:eastAsia="Arial" w:hAnsi="Arial"/>
@@ -23042,7 +23042,7 @@
             <w:pPr>
               <w:spacing w:after="20" w:before="0"/>
             </w:pPr>
-            <w:hyperlink w:history="1" r:id="rIdewrf3ciyzzbpzg06tujs4">
+            <w:hyperlink w:history="1" r:id="rId9cpu1puindkvpwc1c-j2a">
               <w:r>
                 <w:rPr>
                   <w:rFonts w:ascii="Arial" w:cs="Arial" w:eastAsia="Arial" w:hAnsi="Arial"/>
@@ -23091,7 +23091,7 @@
               <w:spacing w:after="10" w:before="0"/>
               <w:ind w:left="120"/>
             </w:pPr>
-            <w:hyperlink w:history="1" r:id="rIdrkpql1o8k_k6mxdto-sio">
+            <w:hyperlink w:history="1" r:id="rIdjar5iy3qdqgakhhtspfi_">
               <w:r>
                 <w:rPr>
                   <w:rFonts w:ascii="Arial" w:cs="Arial" w:eastAsia="Arial" w:hAnsi="Arial"/>
@@ -23153,7 +23153,7 @@
               <w:spacing w:after="10" w:before="0"/>
               <w:ind w:left="120"/>
             </w:pPr>
-            <w:hyperlink w:history="1" r:id="rId2nlt9rh8xsdcxxwrzgexm">
+            <w:hyperlink w:history="1" r:id="rId3wxnxytiisoebidwpf0uj">
               <w:r>
                 <w:rPr>
                   <w:rFonts w:ascii="Arial" w:cs="Arial" w:eastAsia="Arial" w:hAnsi="Arial"/>
@@ -23368,7 +23368,7 @@
             <w:pPr>
               <w:spacing w:after="20" w:before="0"/>
             </w:pPr>
-            <w:hyperlink w:history="1" r:id="rIdmunuly9myhsyah71-tg5d">
+            <w:hyperlink w:history="1" r:id="rIdj97i88ounpmnlxwg8fh1t">
               <w:r>
                 <w:rPr>
                   <w:rFonts w:ascii="Arial" w:cs="Arial" w:eastAsia="Arial" w:hAnsi="Arial"/>
@@ -23417,7 +23417,7 @@
               <w:spacing w:after="10" w:before="0"/>
               <w:ind w:left="120"/>
             </w:pPr>
-            <w:hyperlink w:history="1" r:id="rId0idecrhmn3hwrlfobzmxq">
+            <w:hyperlink w:history="1" r:id="rIdu9wqurfxqvjr9nsi4wvns">
               <w:r>
                 <w:rPr>
                   <w:rFonts w:ascii="Arial" w:cs="Arial" w:eastAsia="Arial" w:hAnsi="Arial"/>
@@ -23479,7 +23479,7 @@
               <w:spacing w:after="10" w:before="0"/>
               <w:ind w:left="120"/>
             </w:pPr>
-            <w:hyperlink w:history="1" r:id="rIdrth7dqtiwnuhlxezfe8lx">
+            <w:hyperlink w:history="1" r:id="rIdb-mfkvk63jblcw4hiw7vd">
               <w:r>
                 <w:rPr>
                   <w:rFonts w:ascii="Arial" w:cs="Arial" w:eastAsia="Arial" w:hAnsi="Arial"/>
@@ -23694,7 +23694,7 @@
             <w:pPr>
               <w:spacing w:after="20" w:before="0"/>
             </w:pPr>
-            <w:hyperlink w:history="1" r:id="rIdj-onag2gu1fzfggvhoa-u">
+            <w:hyperlink w:history="1" r:id="rIdpgx9g3wwk7qcbvgoh0u_i">
               <w:r>
                 <w:rPr>
                   <w:rFonts w:ascii="Arial" w:cs="Arial" w:eastAsia="Arial" w:hAnsi="Arial"/>
@@ -23743,7 +23743,7 @@
               <w:spacing w:after="10" w:before="0"/>
               <w:ind w:left="120"/>
             </w:pPr>
-            <w:hyperlink w:history="1" r:id="rIdu-uhbmmnltwh8p8gecw0t">
+            <w:hyperlink w:history="1" r:id="rIdjf94gvbm1x-swuvi7r_7j">
               <w:r>
                 <w:rPr>
                   <w:rFonts w:ascii="Arial" w:cs="Arial" w:eastAsia="Arial" w:hAnsi="Arial"/>
@@ -23805,7 +23805,7 @@
               <w:spacing w:after="10" w:before="0"/>
               <w:ind w:left="120"/>
             </w:pPr>
-            <w:hyperlink w:history="1" r:id="rIdzabzhh81nelvio4kb3rz_">
+            <w:hyperlink w:history="1" r:id="rIdltro2xil1xhjlzuowbw4g">
               <w:r>
                 <w:rPr>
                   <w:rFonts w:ascii="Arial" w:cs="Arial" w:eastAsia="Arial" w:hAnsi="Arial"/>
@@ -24020,7 +24020,7 @@
             <w:pPr>
               <w:spacing w:after="20" w:before="0"/>
             </w:pPr>
-            <w:hyperlink w:history="1" r:id="rIdjjylsvc2ke8yzoww1njci">
+            <w:hyperlink w:history="1" r:id="rIdrdwuvjq7bwks9oai4gkcm">
               <w:r>
                 <w:rPr>
                   <w:rFonts w:ascii="Arial" w:cs="Arial" w:eastAsia="Arial" w:hAnsi="Arial"/>
@@ -24069,7 +24069,7 @@
               <w:spacing w:after="10" w:before="0"/>
               <w:ind w:left="120"/>
             </w:pPr>
-            <w:hyperlink w:history="1" r:id="rIdai71-4cttknp06rf-amkf">
+            <w:hyperlink w:history="1" r:id="rIdup_v1knchxmrrmlkamw0e">
               <w:r>
                 <w:rPr>
                   <w:rFonts w:ascii="Arial" w:cs="Arial" w:eastAsia="Arial" w:hAnsi="Arial"/>
@@ -24131,7 +24131,7 @@
               <w:spacing w:after="10" w:before="0"/>
               <w:ind w:left="120"/>
             </w:pPr>
-            <w:hyperlink w:history="1" r:id="rId92owuny7ho4tpbhn7jlog">
+            <w:hyperlink w:history="1" r:id="rIdv-1lc0zadngt_hxs3cazc">
               <w:r>
                 <w:rPr>
                   <w:rFonts w:ascii="Arial" w:cs="Arial" w:eastAsia="Arial" w:hAnsi="Arial"/>
@@ -24671,7 +24671,7 @@
         </w:rPr>
         <w:t xml:space="preserve">© 2026 SeaVuria and ARES. Aligned with KICD objectives. Developed by SeaVuria; technical implementation by ARES (with AI assistance from Claude). Licensed under </w:t>
       </w:r>
-      <w:hyperlink w:history="1" r:id="rIdf52-vcswyexoewkvbaxjj">
+      <w:hyperlink w:history="1" r:id="rIdtwkp6nbpiji7bijgsmlus">
         <w:r>
           <w:rPr>
             <w:rFonts w:ascii="Arial" w:cs="Arial" w:eastAsia="Arial" w:hAnsi="Arial"/>
@@ -24692,7 +24692,7 @@
         </w:rPr>
         <w:t xml:space="preserve"> (</w:t>
       </w:r>
-      <w:hyperlink w:history="1" r:id="rId5yadzprqiiipbwxcpuixi">
+      <w:hyperlink w:history="1" r:id="rId0yspqhguy85eucwzwfsr_">
         <w:r>
           <w:rPr>
             <w:rFonts w:ascii="Arial" w:cs="Arial" w:eastAsia="Arial" w:hAnsi="Arial"/>
@@ -25732,7 +25732,7 @@
             <w:pPr>
               <w:spacing w:after="20" w:before="0"/>
             </w:pPr>
-            <w:hyperlink w:history="1" r:id="rIdejfjboatc3gefeqqm-kir">
+            <w:hyperlink w:history="1" r:id="rIdnhdf1swn5cd2ccfxtdq71">
               <w:r>
                 <w:rPr>
                   <w:rFonts w:ascii="Arial" w:cs="Arial" w:eastAsia="Arial" w:hAnsi="Arial"/>
@@ -25781,7 +25781,7 @@
               <w:spacing w:after="10" w:before="0"/>
               <w:ind w:left="120"/>
             </w:pPr>
-            <w:hyperlink w:history="1" r:id="rId7tvak8uneoatlnvg1xb4s">
+            <w:hyperlink w:history="1" r:id="rId5ircqq0xnfa-0qnelb_wi">
               <w:r>
                 <w:rPr>
                   <w:rFonts w:ascii="Arial" w:cs="Arial" w:eastAsia="Arial" w:hAnsi="Arial"/>
@@ -25843,7 +25843,7 @@
               <w:spacing w:after="10" w:before="0"/>
               <w:ind w:left="120"/>
             </w:pPr>
-            <w:hyperlink w:history="1" r:id="rIduygkkeiuufsntojyn5dzf">
+            <w:hyperlink w:history="1" r:id="rIddp9s2hv33og4twle36nnj">
               <w:r>
                 <w:rPr>
                   <w:rFonts w:ascii="Arial" w:cs="Arial" w:eastAsia="Arial" w:hAnsi="Arial"/>
@@ -26058,7 +26058,7 @@
             <w:pPr>
               <w:spacing w:after="20" w:before="0"/>
             </w:pPr>
-            <w:hyperlink w:history="1" r:id="rId1b9dtsr_dytrelftfgzys">
+            <w:hyperlink w:history="1" r:id="rIduojybe38plmv_uwpeolgn">
               <w:r>
                 <w:rPr>
                   <w:rFonts w:ascii="Arial" w:cs="Arial" w:eastAsia="Arial" w:hAnsi="Arial"/>
@@ -26107,7 +26107,7 @@
               <w:spacing w:after="10" w:before="0"/>
               <w:ind w:left="120"/>
             </w:pPr>
-            <w:hyperlink w:history="1" r:id="rIdu5j1eq7c7ozwyaufcbepq">
+            <w:hyperlink w:history="1" r:id="rIdox3e4hoydqa-p5nj50wzc">
               <w:r>
                 <w:rPr>
                   <w:rFonts w:ascii="Arial" w:cs="Arial" w:eastAsia="Arial" w:hAnsi="Arial"/>
@@ -26169,7 +26169,7 @@
               <w:spacing w:after="10" w:before="0"/>
               <w:ind w:left="120"/>
             </w:pPr>
-            <w:hyperlink w:history="1" r:id="rIdl4snh4ebwpbp07nikrf3i">
+            <w:hyperlink w:history="1" r:id="rIdcb76gkhufjp2odwfrynrp">
               <w:r>
                 <w:rPr>
                   <w:rFonts w:ascii="Arial" w:cs="Arial" w:eastAsia="Arial" w:hAnsi="Arial"/>
@@ -26384,7 +26384,7 @@
             <w:pPr>
               <w:spacing w:after="20" w:before="0"/>
             </w:pPr>
-            <w:hyperlink w:history="1" r:id="rIdvmvr9egodk6ozgcm_oyru">
+            <w:hyperlink w:history="1" r:id="rId8jckum77y5hfn5ymanvmk">
               <w:r>
                 <w:rPr>
                   <w:rFonts w:ascii="Arial" w:cs="Arial" w:eastAsia="Arial" w:hAnsi="Arial"/>
@@ -26433,7 +26433,7 @@
               <w:spacing w:after="10" w:before="0"/>
               <w:ind w:left="120"/>
             </w:pPr>
-            <w:hyperlink w:history="1" r:id="rIdnxjfz2cofs88xba4s3huw">
+            <w:hyperlink w:history="1" r:id="rIdjz4stcs_qwhbxdegf_adw">
               <w:r>
                 <w:rPr>
                   <w:rFonts w:ascii="Arial" w:cs="Arial" w:eastAsia="Arial" w:hAnsi="Arial"/>
@@ -26495,7 +26495,7 @@
               <w:spacing w:after="10" w:before="0"/>
               <w:ind w:left="120"/>
             </w:pPr>
-            <w:hyperlink w:history="1" r:id="rId6tem9raav1is0-w4wdgeo">
+            <w:hyperlink w:history="1" r:id="rIdsjlydkvyfxjb5uun5awte">
               <w:r>
                 <w:rPr>
                   <w:rFonts w:ascii="Arial" w:cs="Arial" w:eastAsia="Arial" w:hAnsi="Arial"/>
@@ -26710,7 +26710,7 @@
             <w:pPr>
               <w:spacing w:after="20" w:before="0"/>
             </w:pPr>
-            <w:hyperlink w:history="1" r:id="rId4akrh2u5ndi1w-fm3vom3">
+            <w:hyperlink w:history="1" r:id="rIdmkh_oan43yl4w0tqu1j_c">
               <w:r>
                 <w:rPr>
                   <w:rFonts w:ascii="Arial" w:cs="Arial" w:eastAsia="Arial" w:hAnsi="Arial"/>
@@ -26759,7 +26759,7 @@
               <w:spacing w:after="10" w:before="0"/>
               <w:ind w:left="120"/>
             </w:pPr>
-            <w:hyperlink w:history="1" r:id="rIdpq1_4bmv35_dvr23g7w8e">
+            <w:hyperlink w:history="1" r:id="rIdi6y8xcsjcqueauyi99eqa">
               <w:r>
                 <w:rPr>
                   <w:rFonts w:ascii="Arial" w:cs="Arial" w:eastAsia="Arial" w:hAnsi="Arial"/>
@@ -26821,7 +26821,7 @@
               <w:spacing w:after="10" w:before="0"/>
               <w:ind w:left="120"/>
             </w:pPr>
-            <w:hyperlink w:history="1" r:id="rIdysuivnb8fri0xmgmmsiyu">
+            <w:hyperlink w:history="1" r:id="rIde-hjkrldhnvftmbg3d4c2">
               <w:r>
                 <w:rPr>
                   <w:rFonts w:ascii="Arial" w:cs="Arial" w:eastAsia="Arial" w:hAnsi="Arial"/>
@@ -27036,7 +27036,7 @@
             <w:pPr>
               <w:spacing w:after="20" w:before="0"/>
             </w:pPr>
-            <w:hyperlink w:history="1" r:id="rIdu46ux_pj0wj1yvxrp_gbk">
+            <w:hyperlink w:history="1" r:id="rIdmoh7bgoan9wsn8ksbfdms">
               <w:r>
                 <w:rPr>
                   <w:rFonts w:ascii="Arial" w:cs="Arial" w:eastAsia="Arial" w:hAnsi="Arial"/>
@@ -27085,7 +27085,7 @@
               <w:spacing w:after="10" w:before="0"/>
               <w:ind w:left="120"/>
             </w:pPr>
-            <w:hyperlink w:history="1" r:id="rIdihznzqtxhgpxmaxme0wcq">
+            <w:hyperlink w:history="1" r:id="rIdkadsjgexljrvt9shmezxt">
               <w:r>
                 <w:rPr>
                   <w:rFonts w:ascii="Arial" w:cs="Arial" w:eastAsia="Arial" w:hAnsi="Arial"/>
@@ -27147,7 +27147,7 @@
               <w:spacing w:after="10" w:before="0"/>
               <w:ind w:left="120"/>
             </w:pPr>
-            <w:hyperlink w:history="1" r:id="rIdxr7ili4chgpxgcajzgkuo">
+            <w:hyperlink w:history="1" r:id="rIdts1ywlwx6c7q0v1ez85vb">
               <w:r>
                 <w:rPr>
                   <w:rFonts w:ascii="Arial" w:cs="Arial" w:eastAsia="Arial" w:hAnsi="Arial"/>
@@ -27967,7 +27967,7 @@
         </w:rPr>
         <w:t xml:space="preserve">© 2026 SeaVuria and ARES. Aligned with KICD objectives. Developed by SeaVuria; technical implementation by ARES (with AI assistance from Claude). Licensed under </w:t>
       </w:r>
-      <w:hyperlink w:history="1" r:id="rIdb9mtpcetg561i9zmv6est">
+      <w:hyperlink w:history="1" r:id="rId2l2wvtjt_41_64r-zo5az">
         <w:r>
           <w:rPr>
             <w:rFonts w:ascii="Arial" w:cs="Arial" w:eastAsia="Arial" w:hAnsi="Arial"/>
@@ -27988,7 +27988,7 @@
         </w:rPr>
         <w:t xml:space="preserve"> (</w:t>
       </w:r>
-      <w:hyperlink w:history="1" r:id="rId6nxd7wgueszxyen7gjln-">
+      <w:hyperlink w:history="1" r:id="rIdvkeb2pqbfy0hr5_fyzjzi">
         <w:r>
           <w:rPr>
             <w:rFonts w:ascii="Arial" w:cs="Arial" w:eastAsia="Arial" w:hAnsi="Arial"/>
